--- a/copilot-kit/fy26_q3_execution_report.docx
+++ b/copilot-kit/fy26_q3_execution_report.docx
@@ -1804,7 +1804,7 @@
                 <w:sz w:val="14"/>
                 <w:szCs w:val="14"/>
               </w:rPr>
-              <w:t xml:space="preserve">One-time purchase of 1,150 replacement workstations (end of life), approved by resource board 2 Jun; unit cost below expense/investment threshold.</w:t>
+              <w:t xml:space="preserve"/>
             </w:r>
           </w:p>
         </w:tc>
@@ -2234,7 +2234,7 @@
                 <w:sz w:val="14"/>
                 <w:szCs w:val="14"/>
               </w:rPr>
-              <w:t xml:space="preserve">Task order obligated on schedule; contractor invoices for Apr–Jun not yet received.</w:t>
+              <w:t xml:space="preserve"/>
             </w:r>
           </w:p>
         </w:tc>
